--- a/docs/02_HemoPocket_Jefatura_Servicio.docx
+++ b/docs/02_HemoPocket_Jefatura_Servicio.docx
@@ -26,7 +26,7 @@
           <w:color w:val="C41E3A"/>
           <w:sz w:val="29"/>
         </w:rPr>
-        <w:t>Presentación al Servicio de Hematología y propuesta de gobernanza por secciones</w:t>
+        <w:t>Invitación a participar en un proyecto de mejora de la calidad del Servicio</w:t>
       </w:r>
     </w:p>
     <w:tbl>
@@ -103,7 +103,7 @@
           <w:p>
             <w:r/>
             <w:r>
-              <w:t>Presentación de HemoPocket, propuesta de respaldo del Servicio y designación de responsables por sección</w:t>
+              <w:t>Participación en el proyecto "Implantación y evaluación de una herramienta de apoyo a la decisión clínica en Hematología"</w:t>
             </w:r>
           </w:p>
         </w:tc>
@@ -123,7 +123,7 @@
               <w:rPr>
                 <w:b/>
               </w:rPr>
-              <w:t>Promotora</w:t>
+              <w:t>Promotora / IP</w:t>
             </w:r>
           </w:p>
         </w:tc>
@@ -135,6 +135,37 @@
             <w:r/>
             <w:r>
               <w:t>Dra. María Teresa Busnego Barreto — F.E.A. Hematología y Hemoterapia</w:t>
+            </w:r>
+          </w:p>
+        </w:tc>
+      </w:tr>
+      <w:tr>
+        <w:tc>
+          <w:tcPr>
+            <w:tcW w:type="dxa" w:w="4680"/>
+          </w:tcPr>
+          <w:p>
+            <w:r>
+              <w:rPr>
+                <w:b/>
+              </w:rPr>
+            </w:r>
+            <w:r>
+              <w:rPr>
+                <w:b/>
+              </w:rPr>
+              <w:t>Documento adjunto</w:t>
+            </w:r>
+          </w:p>
+        </w:tc>
+        <w:tc>
+          <w:tcPr>
+            <w:tcW w:type="dxa" w:w="4680"/>
+          </w:tcPr>
+          <w:p>
+            <w:r/>
+            <w:r>
+              <w:t>Protocolo de Investigación y Mejora de la Calidad</w:t>
             </w:r>
           </w:p>
         </w:tc>
@@ -196,7 +227,16 @@
         <w:jc w:val="both"/>
       </w:pPr>
       <w:r>
-        <w:t xml:space="preserve">Os presento </w:t>
+        <w:t xml:space="preserve">Os presento el proyecto de mejora de la calidad </w:t>
+      </w:r>
+      <w:r>
+        <w:rPr>
+          <w:b/>
+        </w:rPr>
+        <w:t>«Implantación y evaluación de una herramienta de apoyo a la decisión clínica en Hematología»</w:t>
+      </w:r>
+      <w:r>
+        <w:t xml:space="preserve"> (protocolo adjunto), que evalúa la herramienta </w:t>
       </w:r>
       <w:r>
         <w:rPr>
@@ -205,25 +245,16 @@
         <w:t>HemoPocket</w:t>
       </w:r>
       <w:r>
-        <w:t xml:space="preserve">, una herramienta de consulta rápida que muchos del equipo ya venís utilizando, y os propongo darle un </w:t>
+        <w:t xml:space="preserve"> que muchos ya venís utilizando. Os invito a </w:t>
       </w:r>
       <w:r>
         <w:rPr>
           <w:b/>
         </w:rPr>
-        <w:t>respaldo formal del Servicio</w:t>
+        <w:t>participar y a respaldarlo</w:t>
       </w:r>
       <w:r>
-        <w:t xml:space="preserve"> y una </w:t>
-      </w:r>
-      <w:r>
-        <w:rPr>
-          <w:b/>
-        </w:rPr>
-        <w:t>gobernanza por secciones</w:t>
-      </w:r>
-      <w:r>
-        <w:t xml:space="preserve"> sostenible, de cara a su presentación ante las comisiones del hospital (Calidad, Informática y Dirección Médica).</w:t>
+        <w:t xml:space="preserve"> desde el Servicio antes de su presentación a las comisiones del hospital.</w:t>
       </w:r>
     </w:p>
     <w:p>
@@ -247,7 +278,7 @@
           <w:color w:val="C41E3A"/>
           <w:sz w:val="29"/>
         </w:rPr>
-        <w:t>1. Qué es y por qué nos interesa como Servicio</w:t>
+        <w:t>1. Qué proponemos y por qué nos interesa</w:t>
       </w:r>
     </w:p>
     <w:p>
@@ -255,91 +286,52 @@
         <w:jc w:val="both"/>
       </w:pPr>
       <w:r>
-        <w:t xml:space="preserve">Es una guía de consulta rápida (móvil, tableta y ordenador, </w:t>
+        <w:t xml:space="preserve">Medir, de forma estructurada (estudio </w:t>
       </w:r>
       <w:r>
         <w:rPr>
           <w:b/>
         </w:rPr>
-        <w:t>también sin conexión</w:t>
+        <w:t>antes-después</w:t>
       </w:r>
       <w:r>
-        <w:t xml:space="preserve">) que reúne nuestros algoritmos, escalas, calculadoras, criterios y guías clínicas en un único sitio, </w:t>
+        <w:t xml:space="preserve">), si disponer de una herramienta común mejora la </w:t>
       </w:r>
       <w:r>
         <w:rPr>
           <w:b/>
         </w:rPr>
-        <w:t>organizado por las mismas secciones con las que trabajamos</w:t>
+        <w:t>unificación de criterios</w:t>
       </w:r>
       <w:r>
-        <w:t>:</w:t>
-      </w:r>
-    </w:p>
-    <w:p>
-      <w:pPr>
-        <w:pStyle w:val="ListBullet"/>
-      </w:pPr>
-      <w:r>
-        <w:t>Neutropenia febril e infecciones · Otras urgencias hematológicas</w:t>
-      </w:r>
-    </w:p>
-    <w:p>
-      <w:pPr>
-        <w:pStyle w:val="ListBullet"/>
-      </w:pPr>
-      <w:r>
-        <w:t>Trombosis y Hemostasia · Banco de Sangre · Terapia celular</w:t>
-      </w:r>
-    </w:p>
-    <w:p>
-      <w:pPr>
-        <w:pStyle w:val="ListBullet"/>
-      </w:pPr>
-      <w:r>
-        <w:t>Citopenias · Leucemias agudas · Patología mieloide crónica</w:t>
-      </w:r>
-    </w:p>
-    <w:p>
-      <w:pPr>
-        <w:pStyle w:val="ListBullet"/>
-      </w:pPr>
-      <w:r>
-        <w:t>Mieloma y gammapatías · Linfomas · LLC · Hematología pediátrica</w:t>
-      </w:r>
-    </w:p>
-    <w:p>
-      <w:pPr>
-        <w:pStyle w:val="ListBullet"/>
-      </w:pPr>
-      <w:r>
-        <w:t>Citodiagnóstico · Pautas de QT (SEHH)</w:t>
-      </w:r>
-    </w:p>
-    <w:p>
-      <w:pPr>
-        <w:jc w:val="both"/>
-      </w:pPr>
-      <w:r>
-        <w:t xml:space="preserve">Incluye además el </w:t>
+        <w:t xml:space="preserve">, la </w:t>
       </w:r>
       <w:r>
         <w:rPr>
           <w:b/>
         </w:rPr>
-        <w:t>listín telefónico interno</w:t>
+        <w:t>seguridad</w:t>
       </w:r>
       <w:r>
-        <w:t xml:space="preserve"> y un repositorio de </w:t>
+        <w:t xml:space="preserve"> y la </w:t>
       </w:r>
       <w:r>
         <w:rPr>
           <w:b/>
         </w:rPr>
-        <w:t>48 guías y protocolos</w:t>
+        <w:t>eficiencia</w:t>
       </w:r>
       <w:r>
-        <w:t xml:space="preserve"> del Servicio.</w:t>
+        <w:t xml:space="preserve"> en nuestra práctica. La herramienta está organizada </w:t>
+      </w:r>
+      <w:r>
+        <w:rPr>
+          <w:b/>
+        </w:rPr>
+        <w:t>por las mismas secciones con las que trabajamos</w:t>
+      </w:r>
+      <w:r>
+        <w:t xml:space="preserve"> (infecciones, trombosis y hemostasia, banco de sangre, terapia celular, citopenias, leucemias agudas, mieloide crónica, mieloma, linfomas, LLC, pediatría, citodiagnóstico…) e incluye el listín telefónico interno y el repositorio de guías.</w:t>
       </w:r>
     </w:p>
     <w:p>
@@ -351,7 +343,7 @@
           <w:i/>
           <w:color w:val="666666"/>
         </w:rPr>
-        <w:t xml:space="preserve">Su valor para nosotros: </w:t>
+        <w:t xml:space="preserve">Su valor para nosotros: que </w:t>
       </w:r>
       <w:r>
         <w:rPr>
@@ -359,14 +351,14 @@
           <w:i/>
           <w:color w:val="666666"/>
         </w:rPr>
-        <w:t>unifica criterios entre todos</w:t>
+        <w:t>todos trabajemos con la misma versión y los mismos criterios</w:t>
       </w:r>
       <w:r>
         <w:rPr>
           <w:i/>
           <w:color w:val="666666"/>
         </w:rPr>
-        <w:t>, evita que cada uno trabaje con una versión distinta y nos ahorra tiempo en la guardia.</w:t>
+        <w:t>, y disponer de evidencia local que lo respalde ante el hospital.</w:t>
       </w:r>
     </w:p>
     <w:p>
@@ -379,105 +371,7 @@
           <w:color w:val="C41E3A"/>
           <w:sz w:val="29"/>
         </w:rPr>
-        <w:t>2. Lo que ya está hecho y revisado</w:t>
-      </w:r>
-    </w:p>
-    <w:p>
-      <w:pPr>
-        <w:pStyle w:val="ListBullet"/>
-      </w:pPr>
-      <w:r>
-        <w:rPr>
-          <w:b/>
-        </w:rPr>
-        <w:t>Revisión por pares del propio Servicio</w:t>
-      </w:r>
-      <w:r>
-        <w:t>: cada área cuenta ya con revisores clínicos acreditados en la herramienta.</w:t>
-      </w:r>
-    </w:p>
-    <w:p>
-      <w:pPr>
-        <w:pStyle w:val="ListBullet"/>
-      </w:pPr>
-      <w:r>
-        <w:rPr>
-          <w:b/>
-        </w:rPr>
-        <w:t>Más de 50 calculadoras y escalas</w:t>
-      </w:r>
-      <w:r>
-        <w:t xml:space="preserve"> y </w:t>
-      </w:r>
-      <w:r>
-        <w:rPr>
-          <w:b/>
-        </w:rPr>
-        <w:t>algoritmos</w:t>
-      </w:r>
-      <w:r>
-        <w:t xml:space="preserve"> de las situaciones más frecuentes y críticas.</w:t>
-      </w:r>
-    </w:p>
-    <w:p>
-      <w:pPr>
-        <w:pStyle w:val="ListBullet"/>
-      </w:pPr>
-      <w:r>
-        <w:rPr>
-          <w:b/>
-        </w:rPr>
-        <w:t>Aviso Legal y de privacidad</w:t>
-      </w:r>
-      <w:r>
-        <w:t xml:space="preserve"> integrados; </w:t>
-      </w:r>
-      <w:r>
-        <w:rPr>
-          <w:b/>
-        </w:rPr>
-        <w:t>no se guardan datos de pacientes</w:t>
-      </w:r>
-      <w:r>
-        <w:t>.</w:t>
-      </w:r>
-    </w:p>
-    <w:p>
-      <w:pPr>
-        <w:pStyle w:val="ListBullet"/>
-      </w:pPr>
-      <w:r>
-        <w:t xml:space="preserve">La app </w:t>
-      </w:r>
-      <w:r>
-        <w:rPr>
-          <w:b/>
-        </w:rPr>
-        <w:t>no es un producto oficial del hospital</w:t>
-      </w:r>
-      <w:r>
-        <w:t xml:space="preserve"> (es un proyecto de innovación clínica); por eso planteo el respaldo del Servicio como paso previo.</w:t>
-      </w:r>
-    </w:p>
-    <w:p>
-      <w:pPr>
-        <w:spacing w:before="200" w:after="80"/>
-      </w:pPr>
-      <w:r>
-        <w:rPr>
-          <w:b/>
-          <w:color w:val="C41E3A"/>
-          <w:sz w:val="29"/>
-        </w:rPr>
-        <w:t>3. Propuesta de gobernanza por secciones</w:t>
-      </w:r>
-    </w:p>
-    <w:p>
-      <w:pPr>
-        <w:jc w:val="both"/>
-      </w:pPr>
-      <w:r>
-        <w:t>Para que el contenido se mantenga vivo y fiable sin recaer en una sola persona, propongo:</w:t>
+        <w:t>2. Lo que os pido concretamente</w:t>
       </w:r>
     </w:p>
     <w:tbl>
@@ -488,13 +382,14 @@
         <w:tblLook w:firstColumn="1" w:firstRow="1" w:lastColumn="0" w:lastRow="0" w:noHBand="0" w:noVBand="1" w:val="04A0"/>
       </w:tblPr>
       <w:tblGrid>
-        <w:gridCol w:w="4680"/>
-        <w:gridCol w:w="4680"/>
+        <w:gridCol w:w="3120"/>
+        <w:gridCol w:w="3120"/>
+        <w:gridCol w:w="3120"/>
       </w:tblGrid>
       <w:tr>
         <w:tc>
           <w:tcPr>
-            <w:tcW w:type="dxa" w:w="4680"/>
+            <w:tcW w:type="dxa" w:w="3120"/>
           </w:tcPr>
           <w:p>
             <w:r>
@@ -506,13 +401,13 @@
               <w:rPr>
                 <w:b/>
               </w:rPr>
-              <w:t>Elemento</w:t>
+              <w:t>#</w:t>
             </w:r>
           </w:p>
         </w:tc>
         <w:tc>
           <w:tcPr>
-            <w:tcW w:type="dxa" w:w="4680"/>
+            <w:tcW w:type="dxa" w:w="3120"/>
           </w:tcPr>
           <w:p>
             <w:r>
@@ -524,7 +419,25 @@
               <w:rPr>
                 <w:b/>
               </w:rPr>
-              <w:t>Propuesta</w:t>
+              <w:t>Petición</w:t>
+            </w:r>
+          </w:p>
+        </w:tc>
+        <w:tc>
+          <w:tcPr>
+            <w:tcW w:type="dxa" w:w="3120"/>
+          </w:tcPr>
+          <w:p>
+            <w:r>
+              <w:rPr>
+                <w:b/>
+              </w:rPr>
+            </w:r>
+            <w:r>
+              <w:rPr>
+                <w:b/>
+              </w:rPr>
+              <w:t>Encaje en el proyecto</w:t>
             </w:r>
           </w:p>
         </w:tc>
@@ -532,7 +445,18 @@
       <w:tr>
         <w:tc>
           <w:tcPr>
-            <w:tcW w:type="dxa" w:w="4680"/>
+            <w:tcW w:type="dxa" w:w="3120"/>
+          </w:tcPr>
+          <w:p>
+            <w:r/>
+            <w:r>
+              <w:t>1</w:t>
+            </w:r>
+          </w:p>
+        </w:tc>
+        <w:tc>
+          <w:tcPr>
+            <w:tcW w:type="dxa" w:w="3120"/>
           </w:tcPr>
           <w:p>
             <w:r/>
@@ -540,27 +464,21 @@
               <w:rPr>
                 <w:b/>
               </w:rPr>
-              <w:t>Comité editorial del Servicio</w:t>
+              <w:t>Respaldo del Servicio</w:t>
+            </w:r>
+            <w:r>
+              <w:t xml:space="preserve"> al proyecto y a la herramienta</w:t>
             </w:r>
           </w:p>
         </w:tc>
         <w:tc>
           <w:tcPr>
-            <w:tcW w:type="dxa" w:w="4680"/>
+            <w:tcW w:type="dxa" w:w="3120"/>
           </w:tcPr>
           <w:p>
             <w:r/>
             <w:r>
-              <w:t xml:space="preserve">Coordinado por la promotora, con un </w:t>
-            </w:r>
-            <w:r>
-              <w:rPr>
-                <w:b/>
-              </w:rPr>
-              <w:t>responsable/revisor por sección</w:t>
-            </w:r>
-            <w:r>
-              <w:t>.</w:t>
+              <w:t>Requisito para presentarlo a las comisiones.</w:t>
             </w:r>
           </w:p>
         </w:tc>
@@ -568,7 +486,18 @@
       <w:tr>
         <w:tc>
           <w:tcPr>
-            <w:tcW w:type="dxa" w:w="4680"/>
+            <w:tcW w:type="dxa" w:w="3120"/>
+          </w:tcPr>
+          <w:p>
+            <w:r/>
+            <w:r>
+              <w:t>2</w:t>
+            </w:r>
+          </w:p>
+        </w:tc>
+        <w:tc>
+          <w:tcPr>
+            <w:tcW w:type="dxa" w:w="3120"/>
           </w:tcPr>
           <w:p>
             <w:r/>
@@ -576,27 +505,18 @@
               <w:rPr>
                 <w:b/>
               </w:rPr>
-              <w:t>Responsable por sección</w:t>
+              <w:t>Confirmar/designar el revisor-responsable de cada sección</w:t>
             </w:r>
           </w:p>
         </w:tc>
         <w:tc>
           <w:tcPr>
-            <w:tcW w:type="dxa" w:w="4680"/>
+            <w:tcW w:type="dxa" w:w="3120"/>
           </w:tcPr>
           <w:p>
             <w:r/>
             <w:r>
-              <w:t xml:space="preserve">Valida y propone cambios del contenido de </w:t>
-            </w:r>
-            <w:r>
-              <w:rPr>
-                <w:b/>
-              </w:rPr>
-              <w:t>su</w:t>
-            </w:r>
-            <w:r>
-              <w:t xml:space="preserve"> área (las jefaturas de sección o quien designen).</w:t>
+              <w:t>Gobernanza del contenido (comité editorial).</w:t>
             </w:r>
           </w:p>
         </w:tc>
@@ -604,7 +524,18 @@
       <w:tr>
         <w:tc>
           <w:tcPr>
-            <w:tcW w:type="dxa" w:w="4680"/>
+            <w:tcW w:type="dxa" w:w="3120"/>
+          </w:tcPr>
+          <w:p>
+            <w:r/>
+            <w:r>
+              <w:t>3</w:t>
+            </w:r>
+          </w:p>
+        </w:tc>
+        <w:tc>
+          <w:tcPr>
+            <w:tcW w:type="dxa" w:w="3120"/>
           </w:tcPr>
           <w:p>
             <w:r/>
@@ -612,18 +543,18 @@
               <w:rPr>
                 <w:b/>
               </w:rPr>
-              <w:t>Procedimiento de actualización (SOP)</w:t>
+              <w:t>Participar como coinvestigadores/colaboradores</w:t>
             </w:r>
           </w:p>
         </w:tc>
         <w:tc>
           <w:tcPr>
-            <w:tcW w:type="dxa" w:w="4680"/>
+            <w:tcW w:type="dxa" w:w="3120"/>
           </w:tcPr>
           <w:p>
             <w:r/>
             <w:r>
-              <w:t>Documentar quién revisa, con qué periodicidad y cómo se valida y comunica cada cambio.</w:t>
+              <w:t>Diseño, revisión y difusión de resultados.</w:t>
             </w:r>
           </w:p>
         </w:tc>
@@ -631,7 +562,18 @@
       <w:tr>
         <w:tc>
           <w:tcPr>
-            <w:tcW w:type="dxa" w:w="4680"/>
+            <w:tcW w:type="dxa" w:w="3120"/>
+          </w:tcPr>
+          <w:p>
+            <w:r/>
+            <w:r>
+              <w:t>4</w:t>
+            </w:r>
+          </w:p>
+        </w:tc>
+        <w:tc>
+          <w:tcPr>
+            <w:tcW w:type="dxa" w:w="3120"/>
           </w:tcPr>
           <w:p>
             <w:r/>
@@ -639,18 +581,21 @@
               <w:rPr>
                 <w:b/>
               </w:rPr>
-              <w:t>Declaración de conflictos de interés</w:t>
+              <w:t>Designar un mantenedor de respaldo</w:t>
+            </w:r>
+            <w:r>
+              <w:t xml:space="preserve"> con acceso</w:t>
             </w:r>
           </w:p>
         </w:tc>
         <w:tc>
           <w:tcPr>
-            <w:tcW w:type="dxa" w:w="4680"/>
+            <w:tcW w:type="dxa" w:w="3120"/>
           </w:tcPr>
           <w:p>
             <w:r/>
             <w:r>
-              <w:t>De los revisores, según buenas prácticas.</w:t>
+              <w:t>Sostenibilidad (no depender de una sola persona).</w:t>
             </w:r>
           </w:p>
         </w:tc>
@@ -658,7 +603,18 @@
       <w:tr>
         <w:tc>
           <w:tcPr>
-            <w:tcW w:type="dxa" w:w="4680"/>
+            <w:tcW w:type="dxa" w:w="3120"/>
+          </w:tcPr>
+          <w:p>
+            <w:r/>
+            <w:r>
+              <w:t>5</w:t>
+            </w:r>
+          </w:p>
+        </w:tc>
+        <w:tc>
+          <w:tcPr>
+            <w:tcW w:type="dxa" w:w="3120"/>
           </w:tcPr>
           <w:p>
             <w:r/>
@@ -666,18 +622,21 @@
               <w:rPr>
                 <w:b/>
               </w:rPr>
-              <w:t>Mantenedor de respaldo</w:t>
+              <w:t>Cumplimentar el cuestionario</w:t>
+            </w:r>
+            <w:r>
+              <w:t xml:space="preserve"> basal y de seguimiento</w:t>
             </w:r>
           </w:p>
         </w:tc>
         <w:tc>
           <w:tcPr>
-            <w:tcW w:type="dxa" w:w="4680"/>
+            <w:tcW w:type="dxa" w:w="3120"/>
           </w:tcPr>
           <w:p>
             <w:r/>
             <w:r>
-              <w:t>Designar a una segunda persona con acceso, para no depender de una sola.</w:t>
+              <w:t>Recogida de datos del estudio (Anexo I del protocolo).</w:t>
             </w:r>
           </w:p>
         </w:tc>
@@ -694,63 +653,137 @@
           <w:color w:val="C41E3A"/>
           <w:sz w:val="29"/>
         </w:rPr>
-        <w:t>4. Lo que os pido concretamente</w:t>
+        <w:t>3. Gobernanza por secciones (propuesta)</w:t>
       </w:r>
     </w:p>
     <w:p>
       <w:pPr>
-        <w:pStyle w:val="ListNumber"/>
+        <w:pStyle w:val="ListBullet"/>
       </w:pPr>
       <w:r>
         <w:rPr>
           <w:b/>
         </w:rPr>
-        <w:t>Respaldo del Servicio</w:t>
+        <w:t>Comité editorial del Servicio</w:t>
       </w:r>
       <w:r>
-        <w:t xml:space="preserve"> a HemoPocket como herramienta de apoyo, para presentarla a las comisiones.</w:t>
+        <w:t xml:space="preserve">, coordinado por la promotora, con un </w:t>
+      </w:r>
+      <w:r>
+        <w:rPr>
+          <w:b/>
+        </w:rPr>
+        <w:t>responsable por sección</w:t>
+      </w:r>
+      <w:r>
+        <w:t>.</w:t>
       </w:r>
     </w:p>
     <w:p>
       <w:pPr>
-        <w:pStyle w:val="ListNumber"/>
+        <w:pStyle w:val="ListBullet"/>
       </w:pPr>
       <w:r>
         <w:rPr>
           <w:b/>
         </w:rPr>
-        <w:t>Confirmar o designar el revisor/responsable de cada sección</w:t>
+        <w:t>Procedimiento de actualización (SOP)</w:t>
       </w:r>
       <w:r>
-        <w:t xml:space="preserve"> (la mayoría ya figuráis como revisores).</w:t>
+        <w:t xml:space="preserve"> documentado: quién revisa, con qué periodicidad y cómo se valida y comunica cada cambio.</w:t>
       </w:r>
     </w:p>
     <w:p>
       <w:pPr>
-        <w:pStyle w:val="ListNumber"/>
+        <w:pStyle w:val="ListBullet"/>
       </w:pPr>
       <w:r>
         <w:rPr>
           <w:b/>
         </w:rPr>
-        <w:t>Designar un mantenedor de respaldo</w:t>
+        <w:t>Declaración de conflictos de interés</w:t>
       </w:r>
       <w:r>
-        <w:t xml:space="preserve"> con acceso al proyecto.</w:t>
+        <w:t xml:space="preserve"> de los revisores.</w:t>
       </w:r>
     </w:p>
     <w:p>
       <w:pPr>
-        <w:pStyle w:val="ListNumber"/>
+        <w:spacing w:before="200" w:after="80"/>
+      </w:pPr>
+      <w:r>
+        <w:rPr>
+          <w:b/>
+          <w:color w:val="C41E3A"/>
+          <w:sz w:val="29"/>
+        </w:rPr>
+        <w:t>4. Transparencia</w:t>
+      </w:r>
+    </w:p>
+    <w:p>
+      <w:pPr>
+        <w:pStyle w:val="ListBullet"/>
+      </w:pPr>
+      <w:r>
+        <w:t xml:space="preserve">La herramienta </w:t>
+      </w:r>
+      <w:r>
+        <w:rPr>
+          <w:b/>
+        </w:rPr>
+        <w:t>no es un producto oficial del hospital</w:t>
+      </w:r>
+      <w:r>
+        <w:t xml:space="preserve"> (proyecto de innovación clínica); por eso solicito primero el respaldo del Servicio.</w:t>
+      </w:r>
+    </w:p>
+    <w:p>
+      <w:pPr>
+        <w:pStyle w:val="ListBullet"/>
       </w:pPr>
       <w:r>
         <w:rPr>
           <w:b/>
         </w:rPr>
-        <w:t>Validar el procedimiento de actualización</w:t>
+        <w:t>Conflicto de interés</w:t>
       </w:r>
       <w:r>
-        <w:t xml:space="preserve"> propuesto (lo preparo yo en borrador para que lo reviséis).</w:t>
+        <w:t xml:space="preserve">: como promotora soy la autora de la herramienta y la IP del estudio. Para minimizar el sesgo, la </w:t>
+      </w:r>
+      <w:r>
+        <w:rPr>
+          <w:b/>
+        </w:rPr>
+        <w:t>recogida y el análisis de los cuestionarios</w:t>
+      </w:r>
+      <w:r>
+        <w:t xml:space="preserve"> los gestionará un coinvestigador no autor.</w:t>
+      </w:r>
+    </w:p>
+    <w:p>
+      <w:pPr>
+        <w:pStyle w:val="ListBullet"/>
+      </w:pPr>
+      <w:r>
+        <w:t xml:space="preserve">La herramienta </w:t>
+      </w:r>
+      <w:r>
+        <w:rPr>
+          <w:b/>
+        </w:rPr>
+        <w:t>no trata datos de pacientes</w:t>
+      </w:r>
+      <w:r>
+        <w:t xml:space="preserve"> y </w:t>
+      </w:r>
+      <w:r>
+        <w:rPr>
+          <w:b/>
+        </w:rPr>
+        <w:t>no incorpora telemetría</w:t>
+      </w:r>
+      <w:r>
+        <w:t>; la adopción se medirá por cuentas activas y autodeclaración.</w:t>
       </w:r>
     </w:p>
     <w:p>
@@ -780,7 +813,7 @@
         <w:t>confirmar o corregir</w:t>
       </w:r>
       <w:r>
-        <w:t xml:space="preserve"> quién es el responsable de cada sección, para dejarlo por escrito en el acta del comité editorial.</w:t>
+        <w:t xml:space="preserve"> quién es el responsable de cada sección, para reflejarlo en el acta del comité editorial y en el protocolo.</w:t>
       </w:r>
     </w:p>
     <w:p>
@@ -799,7 +832,7 @@
         <w:jc w:val="both"/>
       </w:pPr>
       <w:r>
-        <w:t>Quedo a vuestra disposición para enseñaros la herramienta en una sesión breve del Servicio y para recoger vuestras propuestas antes de llevarla a las comisiones.</w:t>
+        <w:t>Quedo a vuestra disposición para una sesión breve del Servicio donde mostrar la herramienta y el protocolo, y recoger vuestras aportaciones.</w:t>
       </w:r>
     </w:p>
     <w:p>
